--- a/기획/Nereides_Engine_기술검토서_v1.6_상세규칙.docx
+++ b/기획/Nereides_Engine_기술검토서_v1.6_상세규칙.docx
@@ -547,7 +547,7 @@
                 <w:sz w:val="17"/>
                 <w:szCs w:val="17"/>
               </w:rPr>
-              <w:t>게임 로직 고정 tick 60</w:t>
+              <w:t>게임 로직 고정 tick 50</w:t>
             </w:r>
             <w:proofErr w:type="gramStart"/>
             <w:r>
@@ -2464,7 +2464,7 @@
                 <w:sz w:val="17"/>
                 <w:szCs w:val="17"/>
               </w:rPr>
-              <w:t xml:space="preserve">게임 창과 DX11 초기화, 고정 tick 60Hz 게임 루프와 프레임마다의 </w:t>
+              <w:t xml:space="preserve">게임 창과 DX11 초기화, 고정 tick 50Hz 게임 루프와 프레임마다의 </w:t>
             </w:r>
             <w:proofErr w:type="spellStart"/>
             <w:r>
@@ -3525,7 +3525,7 @@
         <w:spacing w:after="120" w:line="300" w:lineRule="auto"/>
       </w:pPr>
       <w:r>
-        <w:t xml:space="preserve">게임 로직·충돌·애니메이션·전투 타이머는 1/60초 고정 tick으로 진행하고, </w:t>
+        <w:t xml:space="preserve">게임 로직·충돌·애니메이션·전투 타이머는 1/50초 고정 tick으로 진행하고, </w:t>
       </w:r>
       <w:proofErr w:type="spellStart"/>
       <w:r>
@@ -3533,7 +3533,7 @@
       </w:r>
       <w:proofErr w:type="spellEnd"/>
       <w:r>
-        <w:t xml:space="preserve"> 프레임마다 한 번 수행한다. 프레임이 길어지면 밀린 tick을 여러 번 실행하되 프레임당 최대 실행 수를 제한해 지연이 누적되지 않게 한다. 최대값은 측정 후 정한다. </w:t>
+        <w:t xml:space="preserve"> 프레임마다 한 번 수행한다. 프레임이 길어지면 밀린 tick을 여러 번 실행하되 프레임당 최대 실행 수를 제한해 지연이 누적되지 않게 한다. 초기 최대값은 프레임당 8회로 두고 실측 후 조정한다. 한도를 넘는 완전한 tick 시간은 버리고 남은 소수 시간만 보관한다. </w:t>
       </w:r>
       <w:proofErr w:type="spellStart"/>
       <w:r>
@@ -17376,7 +17376,7 @@
         <w:spacing w:after="120" w:line="300" w:lineRule="auto"/>
       </w:pPr>
       <w:r>
-        <w:t xml:space="preserve">길이·각도 단위, 위쪽 축·앞 방향, 행렬 순서와 모델 스케일을 합의한다. 게임 시간은 고정 tick 60Hz로 진행한다. 데이터의 시간 값은 초 단위로 적고 실행 시 tick으로 변환하는 안을 제안하며, 변환 규칙은 WE01에서 정한다. D08에 따라 전투·탈출·연출 시간을 구분한다. 2D 전환은 전투 시간을 멈추며 탈출 타이머는 일시정지에서 멈추고 </w:t>
+        <w:t xml:space="preserve">길이·각도 단위, 위쪽 축·앞 방향, 행렬 순서와 모델 스케일을 합의한다. 게임 시간은 고정 tick 50Hz로 진행한다. 데이터의 시간 값은 초 단위로 적고 실행 시 tick으로 변환하는 안을 제안하며, 변환 규칙은 WE01에서 정한다. D08에 따라 전투·탈출·연출 시간을 구분한다. 2D 전환은 전투 시간을 멈추며 탈출 타이머는 일시정지에서 멈추고 </w:t>
       </w:r>
       <w:proofErr w:type="spellStart"/>
       <w:r>
@@ -20180,7 +20180,7 @@
                 <w:sz w:val="17"/>
                 <w:szCs w:val="17"/>
               </w:rPr>
-              <w:t xml:space="preserve">게임 로직 고정 tick 60Hz, </w:t>
+              <w:t xml:space="preserve">게임 로직 고정 tick 50Hz, </w:t>
             </w:r>
             <w:proofErr w:type="spellStart"/>
             <w:r>
